--- a/docs/reports/TEAM_FINAL_REPORT.docx
+++ b/docs/reports/TEAM_FINAL_REPORT.docx
@@ -802,24 +802,64 @@
         <w:contextualSpacing/>
       </w:pPr>
       <w:r>
-        <w:t>Screenshot of the Flask application homepage successfully loaded at http://127.0.0.1:5000/. The interface displays the main "Analyze Logs" section with a text area for pasting security logs, a file upload option, and the Analyze Logs button, confirming the prototype frontend is functioning as expected.</w:t>
+        <w:rPr>
+          <w:b/>
+          <w:bCs/>
+          <w:color w:val="EE0000"/>
+        </w:rPr>
+        <w:t>Local Testing Screenshot</w:t>
+      </w:r>
+      <w:r>
+        <w:rPr>
+          <w:color w:val="EE0000"/>
+        </w:rPr>
+        <w:t xml:space="preserve"> </w:t>
+      </w:r>
+      <w:r>
+        <w:t>of the Flask application homepage loaded at http://127.0.0.1:5000/ on the local development machine. The interface displays the main Analyze Logs section with a text area for pasting security logs, a file upload control (“Choose File”), and the Analyze Logs / Reset buttons. The application header, model information line, navigation tabs, and empty/pending report sections are all visible and correctly rendered in the initial state.</w:t>
       </w:r>
     </w:p>
     <w:p>
       <w:pPr>
         <w:contextualSpacing/>
       </w:pPr>
+      <w:r>
+        <w:rPr>
+          <w:b/>
+          <w:bCs/>
+          <w:color w:val="EE0000"/>
+        </w:rPr>
+        <w:t>Google Cloud Ubuntu VM Screenshot</w:t>
+      </w:r>
+      <w:r>
+        <w:rPr>
+          <w:color w:val="EE0000"/>
+        </w:rPr>
+        <w:t xml:space="preserve"> </w:t>
+      </w:r>
+      <w:r>
+        <w:t>of the Flask application homepage loaded at http://127.0.0.1:5000/ inside the Ubuntu 24.04 virtual machine hosted on Google Cloud, accessed via Remote Desktop. The interface shows the same Analyze Logs section, text area, file upload control (“Browse…”), Analyze Logs / Reset buttons, application header, model information, navigation tabs, and empty report sections, confirming the prototype frontend functions correctly in the cloud VM environment.</w:t>
+      </w:r>
     </w:p>
     <w:p>
       <w:pPr>
-        <w:jc w:val="center"/>
-      </w:pPr>
-      <w:r>
+        <w:contextualSpacing/>
+      </w:pPr>
+    </w:p>
+    <w:p>
+      <w:pPr>
+        <w:ind w:left="2160" w:firstLine="720"/>
         <w:rPr>
           <w:i/>
           <w:sz w:val="18"/>
         </w:rPr>
-        <w:t>Flask app homepage</w:t>
+      </w:pPr>
+      <w:r>
+        <w:rPr>
+          <w:i/>
+          <w:sz w:val="18"/>
+        </w:rPr>
+        <w:t>Local Testing Screenshot (Flask app running on local machine)</w:t>
       </w:r>
     </w:p>
     <w:p>
@@ -828,10 +868,10 @@
       </w:pPr>
       <w:r>
         <w:drawing>
-          <wp:inline distT="0" distB="0" distL="0" distR="0" wp14:anchorId="14C95687" wp14:editId="40051EDE">
-            <wp:extent cx="6492240" cy="4529455"/>
-            <wp:effectExtent l="0" t="0" r="3810" b="4445"/>
-            <wp:docPr id="744683959" name="Picture 1"/>
+          <wp:inline distT="0" distB="0" distL="0" distR="0" wp14:anchorId="7D4DA9E6" wp14:editId="218F98EE">
+            <wp:extent cx="6492240" cy="5791200"/>
+            <wp:effectExtent l="0" t="0" r="3810" b="0"/>
+            <wp:docPr id="450339794" name="Picture 1"/>
             <wp:cNvGraphicFramePr>
               <a:graphicFrameLocks xmlns:a="http://schemas.openxmlformats.org/drawingml/2006/main" noChangeAspect="1"/>
             </wp:cNvGraphicFramePr>
@@ -839,7 +879,7 @@
               <a:graphicData uri="http://schemas.openxmlformats.org/drawingml/2006/picture">
                 <pic:pic xmlns:pic="http://schemas.openxmlformats.org/drawingml/2006/picture">
                   <pic:nvPicPr>
-                    <pic:cNvPr id="744683959" name=""/>
+                    <pic:cNvPr id="450339794" name=""/>
                     <pic:cNvPicPr/>
                   </pic:nvPicPr>
                   <pic:blipFill>
@@ -851,7 +891,7 @@
                   <pic:spPr>
                     <a:xfrm>
                       <a:off x="0" y="0"/>
-                      <a:ext cx="6492240" cy="4529455"/>
+                      <a:ext cx="6492240" cy="5791200"/>
                     </a:xfrm>
                     <a:prstGeom prst="rect">
                       <a:avLst/>
@@ -866,6 +906,65 @@
     </w:p>
     <w:p>
       <w:pPr>
+        <w:jc w:val="center"/>
+        <w:rPr>
+          <w:sz w:val="18"/>
+          <w:szCs w:val="18"/>
+        </w:rPr>
+      </w:pPr>
+      <w:r>
+        <w:rPr>
+          <w:sz w:val="18"/>
+          <w:szCs w:val="18"/>
+        </w:rPr>
+        <w:lastRenderedPageBreak/>
+        <w:t>Google Cloud Ubuntu VM Screenshot (Flask app running inside the Ubuntu 24.04 VM accessed via Remote Desktop)</w:t>
+      </w:r>
+    </w:p>
+    <w:p>
+      <w:pPr>
+        <w:jc w:val="center"/>
+      </w:pPr>
+      <w:r>
+        <w:drawing>
+          <wp:inline distT="0" distB="0" distL="0" distR="0" wp14:anchorId="421689B6" wp14:editId="002AFAD8">
+            <wp:extent cx="6492240" cy="5953125"/>
+            <wp:effectExtent l="0" t="0" r="3810" b="9525"/>
+            <wp:docPr id="132127384" name="Picture 1"/>
+            <wp:cNvGraphicFramePr>
+              <a:graphicFrameLocks xmlns:a="http://schemas.openxmlformats.org/drawingml/2006/main" noChangeAspect="1"/>
+            </wp:cNvGraphicFramePr>
+            <a:graphic xmlns:a="http://schemas.openxmlformats.org/drawingml/2006/main">
+              <a:graphicData uri="http://schemas.openxmlformats.org/drawingml/2006/picture">
+                <pic:pic xmlns:pic="http://schemas.openxmlformats.org/drawingml/2006/picture">
+                  <pic:nvPicPr>
+                    <pic:cNvPr id="132127384" name=""/>
+                    <pic:cNvPicPr/>
+                  </pic:nvPicPr>
+                  <pic:blipFill>
+                    <a:blip r:embed="rId9"/>
+                    <a:stretch>
+                      <a:fillRect/>
+                    </a:stretch>
+                  </pic:blipFill>
+                  <pic:spPr>
+                    <a:xfrm>
+                      <a:off x="0" y="0"/>
+                      <a:ext cx="6492240" cy="5953125"/>
+                    </a:xfrm>
+                    <a:prstGeom prst="rect">
+                      <a:avLst/>
+                    </a:prstGeom>
+                  </pic:spPr>
+                </pic:pic>
+              </a:graphicData>
+            </a:graphic>
+          </wp:inline>
+        </w:drawing>
+      </w:r>
+    </w:p>
+    <w:p>
+      <w:pPr>
         <w:pStyle w:val="Heading2"/>
       </w:pPr>
       <w:r>
@@ -924,7 +1023,21 @@
         <w:contextualSpacing/>
       </w:pPr>
       <w:r>
-        <w:t>Screenshot of the OpenAI Usage Dashboard showing API activity after submitting sample logs through the Flask application. The dashboard displays token spend ($0.36), usage bars over time, and increased activity confirming successful connection and usage of Derrick’s OpenAI API key.</w:t>
+        <w:rPr>
+          <w:b/>
+          <w:bCs/>
+          <w:color w:val="EE0000"/>
+        </w:rPr>
+        <w:t>Screenshot of the OpenAI Usage Dashboard</w:t>
+      </w:r>
+      <w:r>
+        <w:rPr>
+          <w:color w:val="EE0000"/>
+        </w:rPr>
+        <w:t xml:space="preserve"> </w:t>
+      </w:r>
+      <w:r>
+        <w:t>showing API activity after submitting sample logs through the Flask application. The dashboard displays token spend ($0.36), usage bars over time, and increased activity confirming successful connection and usage of Derrick’s OpenAI API key.</w:t>
       </w:r>
     </w:p>
     <w:p/>
@@ -937,6 +1050,7 @@
           <w:i/>
           <w:sz w:val="18"/>
         </w:rPr>
+        <w:lastRenderedPageBreak/>
         <w:t>OpenAI usage dashboard</w:t>
       </w:r>
     </w:p>
@@ -945,11 +1059,13 @@
         <w:jc w:val="center"/>
       </w:pPr>
       <w:r>
-        <w:lastRenderedPageBreak/>
+        <w:rPr>
+          <w:noProof/>
+        </w:rPr>
         <w:drawing>
-          <wp:inline distT="0" distB="0" distL="0" distR="0" wp14:anchorId="34216812" wp14:editId="661FEDB8">
-            <wp:extent cx="6492240" cy="4513580"/>
-            <wp:effectExtent l="0" t="0" r="3810" b="1270"/>
+          <wp:inline distT="0" distB="0" distL="0" distR="0" wp14:anchorId="34216812" wp14:editId="08FAF7EB">
+            <wp:extent cx="6492240" cy="3857625"/>
+            <wp:effectExtent l="0" t="0" r="3810" b="9525"/>
             <wp:docPr id="1296150810" name="Picture 1"/>
             <wp:cNvGraphicFramePr>
               <a:graphicFrameLocks xmlns:a="http://schemas.openxmlformats.org/drawingml/2006/main" noChangeAspect="1"/>
@@ -962,7 +1078,7 @@
                     <pic:cNvPicPr/>
                   </pic:nvPicPr>
                   <pic:blipFill>
-                    <a:blip r:embed="rId9"/>
+                    <a:blip r:embed="rId10"/>
                     <a:stretch>
                       <a:fillRect/>
                     </a:stretch>
@@ -970,7 +1086,7 @@
                   <pic:spPr>
                     <a:xfrm>
                       <a:off x="0" y="0"/>
-                      <a:ext cx="6492240" cy="4513580"/>
+                      <a:ext cx="6492240" cy="3857625"/>
                     </a:xfrm>
                     <a:prstGeom prst="rect">
                       <a:avLst/>
@@ -1039,28 +1155,80 @@
       </w:r>
     </w:p>
     <w:p>
-      <w:pPr>
-        <w:contextualSpacing/>
-      </w:pPr>
-      <w:r>
-        <w:t>Screenshots show s</w:t>
-      </w:r>
-      <w:r>
-        <w:t>tructured OpenAI report output displaying a complete security analysis including executive summary, Critical risk level, malware attack type, key findings, threat timeline, affected assets, indicators of compromise, and recommended actions.</w:t>
+      <w:r>
+        <w:t xml:space="preserve">Screenshots show structured OpenAI report output </w:t>
+      </w:r>
+      <w:r>
+        <w:t>generated successfully in both the local development environment and the Google Cloud Ubuntu VM. In each case the application returned a complete security analysis that includes an executive summary, overall risk level, attack type, key findings, threat timeline, affected assets, indicators of compromise, and recommended response actions.</w:t>
+      </w:r>
+    </w:p>
+    <w:p>
+      <w:r>
+        <w:rPr>
+          <w:b/>
+          <w:bCs/>
+          <w:color w:val="EE0000"/>
+        </w:rPr>
+        <w:t>Local Testing Screenshot of a structured report</w:t>
+      </w:r>
+      <w:r>
+        <w:t xml:space="preserve"> generated on the local machine after </w:t>
+      </w:r>
+      <w:proofErr w:type="gramStart"/>
+      <w:r>
+        <w:t>pasting</w:t>
+      </w:r>
+      <w:proofErr w:type="gramEnd"/>
+      <w:r>
+        <w:t xml:space="preserve"> sample security logs. The output correctly populates the Report Summary (Critical risk, Malware attack type), Affected Assets, Indicators of Compromise, Key Findings, Threat Timeline, and Recommended Actions sections.</w:t>
+      </w:r>
+    </w:p>
+    <w:p>
+      <w:r>
+        <w:rPr>
+          <w:b/>
+          <w:bCs/>
+          <w:color w:val="EE0000"/>
+        </w:rPr>
+        <w:t>Google Cloud Ubuntu VM Screenshot</w:t>
+      </w:r>
+      <w:r>
+        <w:rPr>
+          <w:color w:val="EE0000"/>
+        </w:rPr>
+        <w:t xml:space="preserve"> </w:t>
+      </w:r>
+      <w:r>
+        <w:t>of a structured report generated inside the Ubuntu 24.04 VM (accessed via Remote Desktop). A different set of SSH authentication and privilege-escalation logs was analyzed, resulting in a Critical risk rating for Credential Access / Privilege Escalation. All required report sections (Summary, Risk, Findings, Timeline, Indicators, Actions) are fully populated, confirming the prototype produces consistent structured output across environments.</w:t>
       </w:r>
     </w:p>
     <w:p/>
     <w:p>
       <w:pPr>
         <w:jc w:val="center"/>
-      </w:pPr>
-      <w:r>
         <w:rPr>
+          <w:b/>
+          <w:bCs/>
+        </w:rPr>
+      </w:pPr>
+      <w:r>
+        <w:rPr>
+          <w:b/>
+          <w:bCs/>
           <w:i/>
           <w:sz w:val="18"/>
         </w:rPr>
         <w:t>OpenAI report output</w:t>
       </w:r>
+      <w:r>
+        <w:rPr>
+          <w:b/>
+          <w:bCs/>
+          <w:i/>
+          <w:sz w:val="18"/>
+        </w:rPr>
+        <w:t xml:space="preserve"> local testing</w:t>
+      </w:r>
     </w:p>
     <w:p>
       <w:pPr>
@@ -1068,7 +1236,9 @@
         <w:jc w:val="center"/>
       </w:pPr>
       <w:r>
-        <w:lastRenderedPageBreak/>
+        <w:rPr>
+          <w:noProof/>
+        </w:rPr>
         <w:drawing>
           <wp:inline distT="0" distB="0" distL="0" distR="0" wp14:anchorId="63606920" wp14:editId="0E43AF08">
             <wp:extent cx="6492240" cy="4276725"/>
@@ -1085,7 +1255,7 @@
                     <pic:cNvPicPr/>
                   </pic:nvPicPr>
                   <pic:blipFill>
-                    <a:blip r:embed="rId10"/>
+                    <a:blip r:embed="rId11"/>
                     <a:stretch>
                       <a:fillRect/>
                     </a:stretch>
@@ -1112,9 +1282,12 @@
         <w:jc w:val="center"/>
       </w:pPr>
       <w:r>
+        <w:rPr>
+          <w:noProof/>
+        </w:rPr>
         <w:drawing>
-          <wp:inline distT="0" distB="0" distL="0" distR="0" wp14:anchorId="5F2DBD26" wp14:editId="572F06BB">
-            <wp:extent cx="6492240" cy="4286250"/>
+          <wp:inline distT="0" distB="0" distL="0" distR="0" wp14:anchorId="5F2DBD26" wp14:editId="43BDA355">
+            <wp:extent cx="6492240" cy="3600450"/>
             <wp:effectExtent l="0" t="0" r="3810" b="0"/>
             <wp:docPr id="1492640482" name="Picture 1"/>
             <wp:cNvGraphicFramePr>
@@ -1128,7 +1301,7 @@
                     <pic:cNvPicPr/>
                   </pic:nvPicPr>
                   <pic:blipFill>
-                    <a:blip r:embed="rId11"/>
+                    <a:blip r:embed="rId12"/>
                     <a:stretch>
                       <a:fillRect/>
                     </a:stretch>
@@ -1136,7 +1309,7 @@
                   <pic:spPr>
                     <a:xfrm>
                       <a:off x="0" y="0"/>
-                      <a:ext cx="6492240" cy="4286250"/>
+                      <a:ext cx="6492240" cy="3600450"/>
                     </a:xfrm>
                     <a:prstGeom prst="rect">
                       <a:avLst/>
@@ -1153,13 +1326,46 @@
       <w:pPr>
         <w:jc w:val="center"/>
       </w:pPr>
-      <w:r>
+    </w:p>
+    <w:p>
+      <w:pPr>
+        <w:jc w:val="center"/>
+        <w:rPr>
+          <w:b/>
+          <w:bCs/>
+        </w:rPr>
+      </w:pPr>
+      <w:r>
+        <w:rPr>
+          <w:b/>
+          <w:bCs/>
+          <w:i/>
+          <w:sz w:val="18"/>
+        </w:rPr>
         <w:lastRenderedPageBreak/>
+        <w:t>OpenAI report</w:t>
+      </w:r>
+      <w:r>
+        <w:rPr>
+          <w:b/>
+          <w:bCs/>
+          <w:i/>
+          <w:sz w:val="18"/>
+        </w:rPr>
+        <w:t xml:space="preserve"> remote desktop ubuntu testing</w:t>
+      </w:r>
+    </w:p>
+    <w:p>
+      <w:pPr>
+        <w:contextualSpacing/>
+        <w:jc w:val="center"/>
+      </w:pPr>
+      <w:r>
         <w:drawing>
-          <wp:inline distT="0" distB="0" distL="0" distR="0" wp14:anchorId="66955155" wp14:editId="7B507ECB">
-            <wp:extent cx="6492240" cy="3971925"/>
+          <wp:inline distT="0" distB="0" distL="0" distR="0" wp14:anchorId="24FB6577" wp14:editId="1B358112">
+            <wp:extent cx="6492240" cy="3781425"/>
             <wp:effectExtent l="0" t="0" r="3810" b="9525"/>
-            <wp:docPr id="1532844955" name="Picture 1"/>
+            <wp:docPr id="189853195" name="Picture 1"/>
             <wp:cNvGraphicFramePr>
               <a:graphicFrameLocks xmlns:a="http://schemas.openxmlformats.org/drawingml/2006/main" noChangeAspect="1"/>
             </wp:cNvGraphicFramePr>
@@ -1167,148 +1373,7 @@
               <a:graphicData uri="http://schemas.openxmlformats.org/drawingml/2006/picture">
                 <pic:pic xmlns:pic="http://schemas.openxmlformats.org/drawingml/2006/picture">
                   <pic:nvPicPr>
-                    <pic:cNvPr id="1532844955" name=""/>
-                    <pic:cNvPicPr/>
-                  </pic:nvPicPr>
-                  <pic:blipFill>
-                    <a:blip r:embed="rId12"/>
-                    <a:stretch>
-                      <a:fillRect/>
-                    </a:stretch>
-                  </pic:blipFill>
-                  <pic:spPr>
-                    <a:xfrm>
-                      <a:off x="0" y="0"/>
-                      <a:ext cx="6492240" cy="3971925"/>
-                    </a:xfrm>
-                    <a:prstGeom prst="rect">
-                      <a:avLst/>
-                    </a:prstGeom>
-                  </pic:spPr>
-                </pic:pic>
-              </a:graphicData>
-            </a:graphic>
-          </wp:inline>
-        </w:drawing>
-      </w:r>
-    </w:p>
-    <w:p>
-      <w:pPr>
-        <w:pStyle w:val="Heading2"/>
-      </w:pPr>
-      <w:r>
-        <w:t>Test 4: Parser Output Validation</w:t>
-      </w:r>
-    </w:p>
-    <w:p>
-      <w:r>
-        <w:rPr>
-          <w:b/>
-        </w:rPr>
-        <w:t>Purpose:</w:t>
-      </w:r>
-      <w:r>
-        <w:t xml:space="preserve"> Confirm Zion's parser output supports the LLM and frontend fields.</w:t>
-      </w:r>
-    </w:p>
-    <w:p>
-      <w:r>
-        <w:rPr>
-          <w:b/>
-        </w:rPr>
-        <w:t>Procedure:</w:t>
-      </w:r>
-      <w:r>
-        <w:t xml:space="preserve"> Derrick reviewed Zion's normalized parser output against the parser output validation checklist.</w:t>
-      </w:r>
-    </w:p>
-    <w:p>
-      <w:r>
-        <w:rPr>
-          <w:b/>
-        </w:rPr>
-        <w:t>Expected Result:</w:t>
-      </w:r>
-      <w:r>
-        <w:t xml:space="preserve"> Parser output should include timestamp, source, host, user, event type, severity, description, evidence, and raw event.</w:t>
-      </w:r>
-    </w:p>
-    <w:p>
-      <w:pPr>
-        <w:contextualSpacing/>
-      </w:pPr>
-      <w:r>
-        <w:rPr>
-          <w:b/>
-        </w:rPr>
-        <w:t>Result:</w:t>
-      </w:r>
-      <w:r>
-        <w:t xml:space="preserve"> Passed </w:t>
-      </w:r>
-    </w:p>
-    <w:p>
-      <w:pPr>
-        <w:contextualSpacing/>
-      </w:pPr>
-      <w:r>
-        <w:t xml:space="preserve">Screenshots </w:t>
-      </w:r>
-      <w:proofErr w:type="gramStart"/>
-      <w:r>
-        <w:t>showing</w:t>
-      </w:r>
-      <w:proofErr w:type="gramEnd"/>
-      <w:r>
-        <w:t xml:space="preserve"> the parser output validation checklist and normalized JSON output. The parsed events contain the required fields (timestamp, source, host, user, event type, severity, description, evidence, etc.), confirming compatibility with the LLM and frontend.</w:t>
-      </w:r>
-    </w:p>
-    <w:p>
-      <w:pPr>
-        <w:contextualSpacing/>
-      </w:pPr>
-    </w:p>
-    <w:p/>
-    <w:p/>
-    <w:p/>
-    <w:p/>
-    <w:p/>
-    <w:p/>
-    <w:p/>
-    <w:p>
-      <w:pPr>
-        <w:jc w:val="center"/>
-      </w:pPr>
-      <w:r>
-        <w:rPr>
-          <w:i/>
-          <w:sz w:val="18"/>
-        </w:rPr>
-        <w:lastRenderedPageBreak/>
-        <w:t>Parser output checklist</w:t>
-      </w:r>
-    </w:p>
-    <w:p>
-      <w:pPr>
-        <w:jc w:val="center"/>
-      </w:pPr>
-      <w:r>
-        <w:rPr>
-          <w:noProof/>
-        </w:rPr>
-        <w:drawing>
-          <wp:inline distT="0" distB="0" distL="0" distR="0" wp14:anchorId="7A680FEF" wp14:editId="487CD9CF">
-            <wp:extent cx="5759969" cy="3972154"/>
-            <wp:effectExtent l="0" t="0" r="0" b="0"/>
-            <wp:docPr id="4" name="Picture 4"/>
-            <wp:cNvGraphicFramePr>
-              <a:graphicFrameLocks xmlns:a="http://schemas.openxmlformats.org/drawingml/2006/main" noChangeAspect="1"/>
-            </wp:cNvGraphicFramePr>
-            <a:graphic xmlns:a="http://schemas.openxmlformats.org/drawingml/2006/main">
-              <a:graphicData uri="http://schemas.openxmlformats.org/drawingml/2006/picture">
-                <pic:pic xmlns:pic="http://schemas.openxmlformats.org/drawingml/2006/picture">
-                  <pic:nvPicPr>
-                    <pic:cNvPr id="0" name="Parser Output Validation Checklist.png"/>
+                    <pic:cNvPr id="189853195" name=""/>
                     <pic:cNvPicPr/>
                   </pic:nvPicPr>
                   <pic:blipFill>
@@ -1320,7 +1385,7 @@
                   <pic:spPr>
                     <a:xfrm>
                       <a:off x="0" y="0"/>
-                      <a:ext cx="5771990" cy="3980444"/>
+                      <a:ext cx="6492240" cy="3781425"/>
                     </a:xfrm>
                     <a:prstGeom prst="rect">
                       <a:avLst/>
@@ -1335,29 +1400,15 @@
     </w:p>
     <w:p>
       <w:pPr>
+        <w:contextualSpacing/>
         <w:jc w:val="center"/>
       </w:pPr>
       <w:r>
-        <w:rPr>
-          <w:i/>
-          <w:sz w:val="18"/>
-        </w:rPr>
-        <w:t>Updated normalized JSON</w:t>
-      </w:r>
-    </w:p>
-    <w:p>
-      <w:pPr>
-        <w:jc w:val="center"/>
-      </w:pPr>
-      <w:r>
-        <w:rPr>
-          <w:noProof/>
-        </w:rPr>
         <w:drawing>
-          <wp:inline distT="0" distB="0" distL="0" distR="0" wp14:anchorId="59E45A4F" wp14:editId="6807F4A9">
-            <wp:extent cx="5759450" cy="3924300"/>
-            <wp:effectExtent l="0" t="0" r="0" b="0"/>
-            <wp:docPr id="5" name="Picture 5"/>
+          <wp:inline distT="0" distB="0" distL="0" distR="0" wp14:anchorId="29F1C424" wp14:editId="14629498">
+            <wp:extent cx="6492240" cy="4619625"/>
+            <wp:effectExtent l="0" t="0" r="3810" b="9525"/>
+            <wp:docPr id="329801916" name="Picture 1"/>
             <wp:cNvGraphicFramePr>
               <a:graphicFrameLocks xmlns:a="http://schemas.openxmlformats.org/drawingml/2006/main" noChangeAspect="1"/>
             </wp:cNvGraphicFramePr>
@@ -1365,7 +1416,7 @@
               <a:graphicData uri="http://schemas.openxmlformats.org/drawingml/2006/picture">
                 <pic:pic xmlns:pic="http://schemas.openxmlformats.org/drawingml/2006/picture">
                   <pic:nvPicPr>
-                    <pic:cNvPr id="0" name="Updated Normalized Events JSON.png"/>
+                    <pic:cNvPr id="329801916" name=""/>
                     <pic:cNvPicPr/>
                   </pic:nvPicPr>
                   <pic:blipFill>
@@ -1377,7 +1428,7 @@
                   <pic:spPr>
                     <a:xfrm>
                       <a:off x="0" y="0"/>
-                      <a:ext cx="5766396" cy="3929033"/>
+                      <a:ext cx="6492240" cy="4619625"/>
                     </a:xfrm>
                     <a:prstGeom prst="rect">
                       <a:avLst/>
@@ -1396,7 +1447,7 @@
       </w:pPr>
       <w:r>
         <w:lastRenderedPageBreak/>
-        <w:t>Test 5: Threat Timeline Rules and Grouping</w:t>
+        <w:t>Test 4: Parser Output Validation</w:t>
       </w:r>
     </w:p>
     <w:p>
@@ -1407,7 +1458,7 @@
         <w:t>Purpose:</w:t>
       </w:r>
       <w:r>
-        <w:t xml:space="preserve"> Confirm the prompt supports concise chronological timeline generation with evidence.</w:t>
+        <w:t xml:space="preserve"> Confirm Zion's parser output supports the LLM and frontend fields.</w:t>
       </w:r>
     </w:p>
     <w:p>
@@ -1418,7 +1469,7 @@
         <w:t>Procedure:</w:t>
       </w:r>
       <w:r>
-        <w:t xml:space="preserve"> Derrick updated and reviewed the timeline rules in the OpenAI prompt, then tested grouped timeline output.</w:t>
+        <w:t xml:space="preserve"> Derrick reviewed Zion's normalized parser output against the parser output validation checklist.</w:t>
       </w:r>
     </w:p>
     <w:p>
@@ -1429,7 +1480,7 @@
         <w:t>Expected Result:</w:t>
       </w:r>
       <w:r>
-        <w:t xml:space="preserve"> Timeline events should include timestamp, source, event, severity, details, and evidence. Repeated similar events should be grouped when appropriate.</w:t>
+        <w:t xml:space="preserve"> Parser output should include timestamp, source, host, user, event type, severity, description, evidence, and raw event.</w:t>
       </w:r>
     </w:p>
     <w:p>
@@ -1443,7 +1494,7 @@
         <w:t>Result:</w:t>
       </w:r>
       <w:r>
-        <w:t xml:space="preserve"> Passed.</w:t>
+        <w:t xml:space="preserve"> Passed </w:t>
       </w:r>
     </w:p>
     <w:p>
@@ -1451,20 +1502,51 @@
         <w:contextualSpacing/>
       </w:pPr>
       <w:r>
-        <w:t>Screenshots of the updated OpenAI prompt timeline rules and the resulting grouped timeline JSON output. Events are chronologically ordered with timestamps, severity, summaries, and supporting evidence, with similar events appropriately grouped.</w:t>
+        <w:rPr>
+          <w:b/>
+          <w:bCs/>
+          <w:color w:val="EE0000"/>
+        </w:rPr>
+        <w:t xml:space="preserve">Screenshots </w:t>
+      </w:r>
+      <w:proofErr w:type="gramStart"/>
+      <w:r>
+        <w:rPr>
+          <w:b/>
+          <w:bCs/>
+          <w:color w:val="EE0000"/>
+        </w:rPr>
+        <w:t>showing</w:t>
+      </w:r>
+      <w:proofErr w:type="gramEnd"/>
+      <w:r>
+        <w:rPr>
+          <w:b/>
+          <w:bCs/>
+          <w:color w:val="EE0000"/>
+        </w:rPr>
+        <w:t xml:space="preserve"> the parser output validation checklist and normalized JSON output</w:t>
+      </w:r>
+      <w:r>
+        <w:t>. The parsed events contain the required fields (timestamp, source, host, user, event type, severity, description, evidence, etc.), confirming compatibility with the LLM and frontend.</w:t>
       </w:r>
     </w:p>
     <w:p>
       <w:pPr>
-        <w:contextualSpacing/>
         <w:jc w:val="center"/>
-      </w:pPr>
-      <w:r>
         <w:rPr>
+          <w:b/>
+          <w:bCs/>
+        </w:rPr>
+      </w:pPr>
+      <w:r>
+        <w:rPr>
+          <w:b/>
+          <w:bCs/>
           <w:i/>
           <w:sz w:val="18"/>
         </w:rPr>
-        <w:t>OpenAI prompt timeline rules</w:t>
+        <w:t>Parser output checklist</w:t>
       </w:r>
     </w:p>
     <w:p>
@@ -1472,14 +1554,11 @@
         <w:jc w:val="center"/>
       </w:pPr>
       <w:r>
-        <w:rPr>
-          <w:noProof/>
-        </w:rPr>
         <w:drawing>
-          <wp:inline distT="0" distB="0" distL="0" distR="0" wp14:anchorId="6CFC050E" wp14:editId="0FE9E1FB">
-            <wp:extent cx="5759450" cy="5419725"/>
-            <wp:effectExtent l="0" t="0" r="0" b="9525"/>
-            <wp:docPr id="6" name="Picture 6"/>
+          <wp:inline distT="0" distB="0" distL="0" distR="0" wp14:anchorId="0BFC4F5D" wp14:editId="542EFAAB">
+            <wp:extent cx="6492240" cy="5943600"/>
+            <wp:effectExtent l="0" t="0" r="3810" b="0"/>
+            <wp:docPr id="534083559" name="Picture 1"/>
             <wp:cNvGraphicFramePr>
               <a:graphicFrameLocks xmlns:a="http://schemas.openxmlformats.org/drawingml/2006/main" noChangeAspect="1"/>
             </wp:cNvGraphicFramePr>
@@ -1487,7 +1566,7 @@
               <a:graphicData uri="http://schemas.openxmlformats.org/drawingml/2006/picture">
                 <pic:pic xmlns:pic="http://schemas.openxmlformats.org/drawingml/2006/picture">
                   <pic:nvPicPr>
-                    <pic:cNvPr id="0" name="OpenAI Prompt Timeline Rules.png"/>
+                    <pic:cNvPr id="534083559" name=""/>
                     <pic:cNvPicPr/>
                   </pic:nvPicPr>
                   <pic:blipFill>
@@ -1499,7 +1578,7 @@
                   <pic:spPr>
                     <a:xfrm>
                       <a:off x="0" y="0"/>
-                      <a:ext cx="5769018" cy="5428729"/>
+                      <a:ext cx="6492240" cy="5943600"/>
                     </a:xfrm>
                     <a:prstGeom prst="rect">
                       <a:avLst/>
@@ -1514,16 +1593,374 @@
     </w:p>
     <w:p>
       <w:pPr>
+        <w:jc w:val="center"/>
+        <w:rPr>
+          <w:b/>
+          <w:bCs/>
+          <w:i/>
+          <w:sz w:val="18"/>
+        </w:rPr>
+      </w:pPr>
+    </w:p>
+    <w:p>
+      <w:pPr>
+        <w:jc w:val="center"/>
+        <w:rPr>
+          <w:b/>
+          <w:bCs/>
+        </w:rPr>
+      </w:pPr>
+      <w:r>
+        <w:rPr>
+          <w:b/>
+          <w:bCs/>
+          <w:i/>
+          <w:sz w:val="18"/>
+        </w:rPr>
+        <w:lastRenderedPageBreak/>
+        <w:t>Updated normalized JSON</w:t>
+      </w:r>
+    </w:p>
+    <w:p>
+      <w:pPr>
+        <w:jc w:val="center"/>
+      </w:pPr>
+      <w:r>
+        <w:drawing>
+          <wp:inline distT="0" distB="0" distL="0" distR="0" wp14:anchorId="5E93DB14" wp14:editId="4A375649">
+            <wp:extent cx="6492240" cy="5715000"/>
+            <wp:effectExtent l="0" t="0" r="3810" b="0"/>
+            <wp:docPr id="656560770" name="Picture 1"/>
+            <wp:cNvGraphicFramePr>
+              <a:graphicFrameLocks xmlns:a="http://schemas.openxmlformats.org/drawingml/2006/main" noChangeAspect="1"/>
+            </wp:cNvGraphicFramePr>
+            <a:graphic xmlns:a="http://schemas.openxmlformats.org/drawingml/2006/main">
+              <a:graphicData uri="http://schemas.openxmlformats.org/drawingml/2006/picture">
+                <pic:pic xmlns:pic="http://schemas.openxmlformats.org/drawingml/2006/picture">
+                  <pic:nvPicPr>
+                    <pic:cNvPr id="656560770" name=""/>
+                    <pic:cNvPicPr/>
+                  </pic:nvPicPr>
+                  <pic:blipFill>
+                    <a:blip r:embed="rId16"/>
+                    <a:stretch>
+                      <a:fillRect/>
+                    </a:stretch>
+                  </pic:blipFill>
+                  <pic:spPr>
+                    <a:xfrm>
+                      <a:off x="0" y="0"/>
+                      <a:ext cx="6492240" cy="5715000"/>
+                    </a:xfrm>
+                    <a:prstGeom prst="rect">
+                      <a:avLst/>
+                    </a:prstGeom>
+                  </pic:spPr>
+                </pic:pic>
+              </a:graphicData>
+            </a:graphic>
+          </wp:inline>
+        </w:drawing>
+      </w:r>
+    </w:p>
+    <w:p>
+      <w:pPr>
+        <w:pStyle w:val="Heading2"/>
+      </w:pPr>
+      <w:r>
+        <w:t>Test 5: Threat Timeline Rules and Grouping</w:t>
+      </w:r>
+    </w:p>
+    <w:p>
+      <w:r>
+        <w:rPr>
+          <w:b/>
+        </w:rPr>
+        <w:t>Purpose:</w:t>
+      </w:r>
+      <w:r>
+        <w:t xml:space="preserve"> Confirm the prompt supports concise chronological timeline generation with evidence.</w:t>
+      </w:r>
+    </w:p>
+    <w:p>
+      <w:r>
+        <w:rPr>
+          <w:b/>
+        </w:rPr>
+        <w:t>Procedure:</w:t>
+      </w:r>
+      <w:r>
+        <w:t xml:space="preserve"> Derrick updated and reviewed the timeline rules in the OpenAI prompt, then tested grouped timeline output.</w:t>
+      </w:r>
+    </w:p>
+    <w:p>
+      <w:r>
+        <w:rPr>
+          <w:b/>
+        </w:rPr>
+        <w:t>Expected Result:</w:t>
+      </w:r>
+      <w:r>
+        <w:t xml:space="preserve"> Timeline events should include timestamp, source, event, severity, details, and evidence. Repeated similar events should be grouped when appropriate.</w:t>
+      </w:r>
+    </w:p>
+    <w:p>
+      <w:pPr>
+        <w:contextualSpacing/>
+      </w:pPr>
+      <w:r>
+        <w:rPr>
+          <w:b/>
+        </w:rPr>
+        <w:t>Result:</w:t>
+      </w:r>
+      <w:r>
+        <w:t xml:space="preserve"> Passed.</w:t>
+      </w:r>
+    </w:p>
+    <w:p>
+      <w:pPr>
+        <w:contextualSpacing/>
+      </w:pPr>
+      <w:r>
+        <w:t>Screenshots show the updated OpenAI prompt timeline rules in app.py and the resulting grouped timeline JSON output. Events are chronologically ordered and include timestamps, severity, summaries, and supporting evidence, with similar events appropriately grouped.</w:t>
+      </w:r>
+    </w:p>
+    <w:p>
+      <w:pPr>
+        <w:contextualSpacing/>
+      </w:pPr>
+      <w:r>
+        <w:rPr>
+          <w:b/>
+          <w:bCs/>
+          <w:color w:val="EE0000"/>
+        </w:rPr>
+        <w:lastRenderedPageBreak/>
+        <w:t>OpenAI prompt timeline rules Screenshot</w:t>
+      </w:r>
+      <w:r>
+        <w:rPr>
+          <w:color w:val="EE0000"/>
+        </w:rPr>
+        <w:t xml:space="preserve"> </w:t>
+      </w:r>
+      <w:r>
+        <w:t>of the Threat Timeline rules defined in app.py. The rules require chronological ordering, inclusion of timestamp/source/event/severity/details/evidence, grouping of repeated similar events, and concise evidence-based descriptions.</w:t>
+      </w:r>
+    </w:p>
+    <w:p>
+      <w:pPr>
+        <w:contextualSpacing/>
+      </w:pPr>
+      <w:r>
+        <w:rPr>
+          <w:b/>
+          <w:bCs/>
+          <w:color w:val="EE0000"/>
+        </w:rPr>
+        <w:t>Grouped timeline JSON Screenshot</w:t>
+      </w:r>
+      <w:r>
+        <w:rPr>
+          <w:color w:val="EE0000"/>
+        </w:rPr>
+        <w:t xml:space="preserve"> </w:t>
+      </w:r>
+      <w:r>
+        <w:t>of the structured timeline JSON output showing chronologically ordered events with timestamps, severity levels, summaries, and supporting fields.</w:t>
+      </w:r>
+    </w:p>
+    <w:p>
+      <w:pPr>
+        <w:contextualSpacing/>
+      </w:pPr>
+    </w:p>
+    <w:p>
+      <w:pPr>
         <w:contextualSpacing/>
         <w:jc w:val="center"/>
-      </w:pPr>
-      <w:r>
+        <w:rPr>
+          <w:b/>
+          <w:bCs/>
+          <w:i/>
+          <w:sz w:val="18"/>
+        </w:rPr>
+      </w:pPr>
+      <w:r>
+        <w:rPr>
+          <w:b/>
+          <w:bCs/>
+          <w:i/>
+          <w:sz w:val="18"/>
+        </w:rPr>
+        <w:t>OpenAI prompt timeline rules</w:t>
+      </w:r>
+    </w:p>
+    <w:p>
+      <w:pPr>
+        <w:contextualSpacing/>
+        <w:jc w:val="center"/>
+        <w:rPr>
+          <w:b/>
+          <w:bCs/>
+          <w:i/>
+          <w:sz w:val="18"/>
+        </w:rPr>
+      </w:pPr>
+    </w:p>
+    <w:p>
+      <w:pPr>
+        <w:jc w:val="center"/>
+      </w:pPr>
+      <w:r>
+        <w:drawing>
+          <wp:inline distT="0" distB="0" distL="0" distR="0" wp14:anchorId="61536106" wp14:editId="069992CE">
+            <wp:extent cx="6492240" cy="7029450"/>
+            <wp:effectExtent l="0" t="0" r="3810" b="0"/>
+            <wp:docPr id="709664029" name="Picture 1"/>
+            <wp:cNvGraphicFramePr>
+              <a:graphicFrameLocks xmlns:a="http://schemas.openxmlformats.org/drawingml/2006/main" noChangeAspect="1"/>
+            </wp:cNvGraphicFramePr>
+            <a:graphic xmlns:a="http://schemas.openxmlformats.org/drawingml/2006/main">
+              <a:graphicData uri="http://schemas.openxmlformats.org/drawingml/2006/picture">
+                <pic:pic xmlns:pic="http://schemas.openxmlformats.org/drawingml/2006/picture">
+                  <pic:nvPicPr>
+                    <pic:cNvPr id="709664029" name=""/>
+                    <pic:cNvPicPr/>
+                  </pic:nvPicPr>
+                  <pic:blipFill>
+                    <a:blip r:embed="rId17"/>
+                    <a:stretch>
+                      <a:fillRect/>
+                    </a:stretch>
+                  </pic:blipFill>
+                  <pic:spPr>
+                    <a:xfrm>
+                      <a:off x="0" y="0"/>
+                      <a:ext cx="6492240" cy="7029450"/>
+                    </a:xfrm>
+                    <a:prstGeom prst="rect">
+                      <a:avLst/>
+                    </a:prstGeom>
+                  </pic:spPr>
+                </pic:pic>
+              </a:graphicData>
+            </a:graphic>
+          </wp:inline>
+        </w:drawing>
+      </w:r>
+    </w:p>
+    <w:p>
+      <w:pPr>
+        <w:ind w:left="3600" w:firstLine="720"/>
+        <w:contextualSpacing/>
         <w:rPr>
           <w:i/>
           <w:sz w:val="18"/>
         </w:rPr>
+      </w:pPr>
+    </w:p>
+    <w:p>
+      <w:pPr>
+        <w:ind w:left="3600" w:firstLine="720"/>
+        <w:contextualSpacing/>
+        <w:rPr>
+          <w:i/>
+          <w:sz w:val="18"/>
+        </w:rPr>
+      </w:pPr>
+    </w:p>
+    <w:p>
+      <w:pPr>
+        <w:ind w:left="3600" w:firstLine="720"/>
+        <w:contextualSpacing/>
+        <w:rPr>
+          <w:i/>
+          <w:sz w:val="18"/>
+        </w:rPr>
+      </w:pPr>
+    </w:p>
+    <w:p>
+      <w:pPr>
+        <w:ind w:left="3600" w:firstLine="720"/>
+        <w:contextualSpacing/>
+        <w:rPr>
+          <w:i/>
+          <w:sz w:val="18"/>
+        </w:rPr>
+      </w:pPr>
+    </w:p>
+    <w:p>
+      <w:pPr>
+        <w:ind w:left="3600" w:firstLine="720"/>
+        <w:contextualSpacing/>
+        <w:rPr>
+          <w:i/>
+          <w:sz w:val="18"/>
+        </w:rPr>
+      </w:pPr>
+    </w:p>
+    <w:p>
+      <w:pPr>
+        <w:ind w:left="3600" w:firstLine="720"/>
+        <w:contextualSpacing/>
+        <w:rPr>
+          <w:i/>
+          <w:sz w:val="18"/>
+        </w:rPr>
+      </w:pPr>
+    </w:p>
+    <w:p>
+      <w:pPr>
+        <w:ind w:left="3600" w:firstLine="720"/>
+        <w:contextualSpacing/>
+        <w:rPr>
+          <w:i/>
+          <w:sz w:val="18"/>
+        </w:rPr>
+      </w:pPr>
+    </w:p>
+    <w:p>
+      <w:pPr>
+        <w:ind w:left="3600" w:firstLine="720"/>
+        <w:contextualSpacing/>
+        <w:rPr>
+          <w:i/>
+          <w:sz w:val="18"/>
+        </w:rPr>
+      </w:pPr>
+    </w:p>
+    <w:p>
+      <w:pPr>
+        <w:ind w:left="3600" w:firstLine="720"/>
+        <w:contextualSpacing/>
+        <w:rPr>
+          <w:b/>
+          <w:bCs/>
+          <w:i/>
+          <w:sz w:val="18"/>
+        </w:rPr>
+      </w:pPr>
+      <w:r>
+        <w:rPr>
+          <w:b/>
+          <w:bCs/>
+          <w:i/>
+          <w:sz w:val="18"/>
+        </w:rPr>
         <w:t>Grouped timeline JSON</w:t>
       </w:r>
+    </w:p>
+    <w:p>
+      <w:pPr>
+        <w:ind w:left="3600" w:firstLine="720"/>
+        <w:contextualSpacing/>
+        <w:rPr>
+          <w:i/>
+          <w:sz w:val="18"/>
+        </w:rPr>
+      </w:pPr>
     </w:p>
     <w:p>
       <w:pPr>
@@ -1534,11 +1971,10 @@
         <w:rPr>
           <w:noProof/>
         </w:rPr>
-        <w:lastRenderedPageBreak/>
         <w:drawing>
-          <wp:inline distT="0" distB="0" distL="0" distR="0" wp14:anchorId="0606B6CF" wp14:editId="28E54ED1">
-            <wp:extent cx="5760085" cy="5175250"/>
-            <wp:effectExtent l="0" t="0" r="0" b="6350"/>
+          <wp:inline distT="0" distB="0" distL="0" distR="0" wp14:anchorId="0606B6CF" wp14:editId="40B6DA63">
+            <wp:extent cx="6492875" cy="6019800"/>
+            <wp:effectExtent l="0" t="0" r="3175" b="0"/>
             <wp:docPr id="7" name="Picture 7"/>
             <wp:cNvGraphicFramePr>
               <a:graphicFrameLocks xmlns:a="http://schemas.openxmlformats.org/drawingml/2006/main" noChangeAspect="1"/>
@@ -1551,7 +1987,7 @@
                     <pic:cNvPicPr/>
                   </pic:nvPicPr>
                   <pic:blipFill>
-                    <a:blip r:embed="rId16"/>
+                    <a:blip r:embed="rId18"/>
                     <a:stretch>
                       <a:fillRect/>
                     </a:stretch>
@@ -1559,7 +1995,7 @@
                   <pic:spPr>
                     <a:xfrm>
                       <a:off x="0" y="0"/>
-                      <a:ext cx="5760795" cy="5175888"/>
+                      <a:ext cx="6497275" cy="6023879"/>
                     </a:xfrm>
                     <a:prstGeom prst="rect">
                       <a:avLst/>
@@ -1588,7 +2024,10 @@
         <w:t>Purpose:</w:t>
       </w:r>
       <w:r>
-        <w:t xml:space="preserve"> Confirm the Week 6 workflow creates a complete report from pasted or uploaded logs.</w:t>
+        <w:t xml:space="preserve"> </w:t>
+      </w:r>
+      <w:r>
+        <w:t>Confirm the complete system generates a full, structured security report from raw logs, validating the integrated parser, LLM analysis, and frontend presentation.</w:t>
       </w:r>
     </w:p>
     <w:p>
@@ -1596,10 +2035,14 @@
         <w:rPr>
           <w:b/>
         </w:rPr>
+        <w:lastRenderedPageBreak/>
         <w:t>Procedure:</w:t>
       </w:r>
       <w:r>
-        <w:t xml:space="preserve"> Derrick generated a report after the Week 6 improvements and reviewed the report sections.</w:t>
+        <w:t xml:space="preserve"> </w:t>
+      </w:r>
+      <w:r>
+        <w:t>Derrick pasted sample SSH security logs into the Flask application running on the Google Cloud Ubuntu VM and generated a full report. All major report sections were reviewed for completeness and accuracy.</w:t>
       </w:r>
     </w:p>
     <w:p>
@@ -1614,6 +2057,9 @@
       </w:r>
     </w:p>
     <w:p>
+      <w:pPr>
+        <w:contextualSpacing/>
+      </w:pPr>
       <w:r>
         <w:rPr>
           <w:b/>
@@ -1624,6 +2070,37 @@
         <w:t xml:space="preserve"> Passed.</w:t>
       </w:r>
     </w:p>
+    <w:p>
+      <w:pPr>
+        <w:contextualSpacing/>
+      </w:pPr>
+      <w:r>
+        <w:rPr>
+          <w:b/>
+          <w:bCs/>
+          <w:color w:val="EE0000"/>
+        </w:rPr>
+        <w:t>Screenshots show a complete end-to-end security report</w:t>
+      </w:r>
+      <w:r>
+        <w:rPr>
+          <w:color w:val="EE0000"/>
+        </w:rPr>
+        <w:t xml:space="preserve"> </w:t>
+      </w:r>
+      <w:r>
+        <w:t xml:space="preserve">generated from pasted SSH logs on </w:t>
+      </w:r>
+      <w:proofErr w:type="gramStart"/>
+      <w:r>
+        <w:t>the Google</w:t>
+      </w:r>
+      <w:proofErr w:type="gramEnd"/>
+      <w:r>
+        <w:t xml:space="preserve"> Cloud Ubuntu VM. The application successfully produced a Report Summary with Critical risk rating, identified the attack type (Credential Access / Privilege Escalation), populated Key Findings, Threat Timeline, Affected Assets, Indicators of Compromise, and Recommended Actions.</w:t>
+      </w:r>
+    </w:p>
+    <w:p/>
     <w:p>
       <w:pPr>
         <w:jc w:val="center"/>
@@ -1632,78 +2109,31 @@
           <w:sz w:val="18"/>
         </w:rPr>
       </w:pPr>
-    </w:p>
-    <w:p>
-      <w:pPr>
-        <w:jc w:val="center"/>
+      <w:r>
         <w:rPr>
           <w:i/>
           <w:sz w:val="18"/>
         </w:rPr>
-      </w:pPr>
+        <w:t>Complete end-to-end report (Ubuntu VM)</w:t>
+      </w:r>
     </w:p>
     <w:p>
       <w:pPr>
         <w:jc w:val="center"/>
+        <w:rPr>
+          <w:noProof/>
+        </w:rPr>
+      </w:pPr>
+      <w:r>
         <w:rPr>
           <w:i/>
           <w:sz w:val="18"/>
         </w:rPr>
-      </w:pPr>
-    </w:p>
-    <w:p>
-      <w:pPr>
-        <w:jc w:val="center"/>
-        <w:rPr>
-          <w:i/>
-          <w:sz w:val="18"/>
-        </w:rPr>
-      </w:pPr>
-    </w:p>
-    <w:p>
-      <w:pPr>
-        <w:jc w:val="center"/>
-        <w:rPr>
-          <w:i/>
-          <w:sz w:val="18"/>
-        </w:rPr>
-      </w:pPr>
-    </w:p>
-    <w:p>
-      <w:pPr>
-        <w:jc w:val="center"/>
-        <w:rPr>
-          <w:i/>
-          <w:sz w:val="18"/>
-        </w:rPr>
-      </w:pPr>
-    </w:p>
-    <w:p>
-      <w:pPr>
-        <w:jc w:val="center"/>
-      </w:pPr>
-      <w:r>
-        <w:rPr>
-          <w:i/>
-          <w:sz w:val="18"/>
-        </w:rPr>
-        <w:lastRenderedPageBreak/>
-        <w:t>Week 6 HTML report generator</w:t>
-      </w:r>
-    </w:p>
-    <w:p>
-      <w:pPr>
-        <w:jc w:val="center"/>
-      </w:pPr>
-      <w:r>
-        <w:rPr>
-          <w:noProof/>
-        </w:rPr>
         <w:drawing>
-          <wp:inline distT="0" distB="0" distL="0" distR="0" wp14:anchorId="70E19DAE" wp14:editId="1A6B1AB1">
-            <wp:extent cx="5760720" cy="6300788"/>
-            <wp:effectExtent l="0" t="0" r="0" b="0"/>
-            <wp:docPr id="8" name="Picture 8"/>
+          <wp:inline distT="0" distB="0" distL="0" distR="0" wp14:anchorId="3E212EBD" wp14:editId="000A7464">
+            <wp:extent cx="6492240" cy="5694045"/>
+            <wp:effectExtent l="0" t="0" r="3810" b="1905"/>
+            <wp:docPr id="1944265575" name="Picture 1"/>
             <wp:cNvGraphicFramePr>
               <a:graphicFrameLocks xmlns:a="http://schemas.openxmlformats.org/drawingml/2006/main" noChangeAspect="1"/>
             </wp:cNvGraphicFramePr>
@@ -1711,11 +2141,11 @@
               <a:graphicData uri="http://schemas.openxmlformats.org/drawingml/2006/picture">
                 <pic:pic xmlns:pic="http://schemas.openxmlformats.org/drawingml/2006/picture">
                   <pic:nvPicPr>
-                    <pic:cNvPr id="0" name="Week 6 HTML Report Generator.png"/>
+                    <pic:cNvPr id="1944265575" name=""/>
                     <pic:cNvPicPr/>
                   </pic:nvPicPr>
                   <pic:blipFill>
-                    <a:blip r:embed="rId17"/>
+                    <a:blip r:embed="rId19"/>
                     <a:stretch>
                       <a:fillRect/>
                     </a:stretch>
@@ -1723,7 +2153,7 @@
                   <pic:spPr>
                     <a:xfrm>
                       <a:off x="0" y="0"/>
-                      <a:ext cx="5760720" cy="6300788"/>
+                      <a:ext cx="6492240" cy="5694045"/>
                     </a:xfrm>
                     <a:prstGeom prst="rect">
                       <a:avLst/>
@@ -1738,9 +2168,95 @@
     </w:p>
     <w:p>
       <w:pPr>
+        <w:jc w:val="center"/>
+      </w:pPr>
+      <w:r>
+        <w:lastRenderedPageBreak/>
+        <w:drawing>
+          <wp:inline distT="0" distB="0" distL="0" distR="0" wp14:anchorId="4408B204" wp14:editId="2FF9130F">
+            <wp:extent cx="6491826" cy="3902149"/>
+            <wp:effectExtent l="0" t="0" r="4445" b="3175"/>
+            <wp:docPr id="829016999" name="Picture 1"/>
+            <wp:cNvGraphicFramePr>
+              <a:graphicFrameLocks xmlns:a="http://schemas.openxmlformats.org/drawingml/2006/main" noChangeAspect="1"/>
+            </wp:cNvGraphicFramePr>
+            <a:graphic xmlns:a="http://schemas.openxmlformats.org/drawingml/2006/main">
+              <a:graphicData uri="http://schemas.openxmlformats.org/drawingml/2006/picture">
+                <pic:pic xmlns:pic="http://schemas.openxmlformats.org/drawingml/2006/picture">
+                  <pic:nvPicPr>
+                    <pic:cNvPr id="829016999" name=""/>
+                    <pic:cNvPicPr/>
+                  </pic:nvPicPr>
+                  <pic:blipFill>
+                    <a:blip r:embed="rId20"/>
+                    <a:stretch>
+                      <a:fillRect/>
+                    </a:stretch>
+                  </pic:blipFill>
+                  <pic:spPr>
+                    <a:xfrm>
+                      <a:off x="0" y="0"/>
+                      <a:ext cx="6501737" cy="3908107"/>
+                    </a:xfrm>
+                    <a:prstGeom prst="rect">
+                      <a:avLst/>
+                    </a:prstGeom>
+                  </pic:spPr>
+                </pic:pic>
+              </a:graphicData>
+            </a:graphic>
+          </wp:inline>
+        </w:drawing>
+      </w:r>
+    </w:p>
+    <w:p>
+      <w:pPr>
+        <w:jc w:val="center"/>
+      </w:pPr>
+      <w:r>
+        <w:drawing>
+          <wp:inline distT="0" distB="0" distL="0" distR="0" wp14:anchorId="16FBA6CC" wp14:editId="0949877A">
+            <wp:extent cx="6492213" cy="4561367"/>
+            <wp:effectExtent l="0" t="0" r="4445" b="0"/>
+            <wp:docPr id="1510976168" name="Picture 1"/>
+            <wp:cNvGraphicFramePr>
+              <a:graphicFrameLocks xmlns:a="http://schemas.openxmlformats.org/drawingml/2006/main" noChangeAspect="1"/>
+            </wp:cNvGraphicFramePr>
+            <a:graphic xmlns:a="http://schemas.openxmlformats.org/drawingml/2006/main">
+              <a:graphicData uri="http://schemas.openxmlformats.org/drawingml/2006/picture">
+                <pic:pic xmlns:pic="http://schemas.openxmlformats.org/drawingml/2006/picture">
+                  <pic:nvPicPr>
+                    <pic:cNvPr id="1510976168" name=""/>
+                    <pic:cNvPicPr/>
+                  </pic:nvPicPr>
+                  <pic:blipFill>
+                    <a:blip r:embed="rId21"/>
+                    <a:stretch>
+                      <a:fillRect/>
+                    </a:stretch>
+                  </pic:blipFill>
+                  <pic:spPr>
+                    <a:xfrm>
+                      <a:off x="0" y="0"/>
+                      <a:ext cx="6509001" cy="4573162"/>
+                    </a:xfrm>
+                    <a:prstGeom prst="rect">
+                      <a:avLst/>
+                    </a:prstGeom>
+                  </pic:spPr>
+                </pic:pic>
+              </a:graphicData>
+            </a:graphic>
+          </wp:inline>
+        </w:drawing>
+      </w:r>
+    </w:p>
+    <w:p>
+      <w:pPr>
         <w:pStyle w:val="Heading2"/>
       </w:pPr>
       <w:r>
+        <w:lastRenderedPageBreak/>
         <w:t>Test 7: Frontend Wireframe and Report Planning</w:t>
       </w:r>
     </w:p>
@@ -1752,7 +2268,10 @@
         <w:t>Purpose:</w:t>
       </w:r>
       <w:r>
-        <w:t xml:space="preserve"> Confirm the frontend planning supports the report/timeline sections needed by the project.</w:t>
+        <w:t xml:space="preserve"> </w:t>
+      </w:r>
+      <w:r>
+        <w:t>Confirm the frontend design planning supports all required report and timeline sections needed for the final application.</w:t>
       </w:r>
     </w:p>
     <w:p>
@@ -1763,7 +2282,10 @@
         <w:t>Procedure:</w:t>
       </w:r>
       <w:r>
-        <w:t xml:space="preserve"> Oriah created report and timeline wireframe slides and listed the fields needed for display.</w:t>
+        <w:t xml:space="preserve"> </w:t>
+      </w:r>
+      <w:r>
+        <w:t>Oriah developed PowerPoint wireframes for the report layout and threat timeline, defining the key sections and fields required for display in the Flask frontend.</w:t>
       </w:r>
     </w:p>
     <w:p>
@@ -1796,11 +2318,23 @@
         <w:contextualSpacing/>
       </w:pPr>
       <w:r>
-        <w:lastRenderedPageBreak/>
-        <w:t>PowerPoint wireframes developed by Oriah detailing the frontend report layout and timeline design. The design includes all required sections: Executive Summary, Key Findings, Threat Timeline, Indicators/Evidence, Recommendations, and Raw Event Details.</w:t>
+        <w:rPr>
+          <w:b/>
+          <w:bCs/>
+          <w:color w:val="EE0000"/>
+        </w:rPr>
+        <w:t>PowerPoint wireframes</w:t>
+      </w:r>
+      <w:r>
+        <w:rPr>
+          <w:color w:val="EE0000"/>
+        </w:rPr>
+        <w:t xml:space="preserve"> </w:t>
+      </w:r>
+      <w:r>
+        <w:t>developed by Oriah detailing the frontend report layout and timeline design. The design includes all required sections: Executive Summary, Key Findings, Threat Timeline, Indicators/Evidence, Recommendations, and Raw Event Details.</w:t>
       </w:r>
     </w:p>
-    <w:p/>
     <w:p>
       <w:pPr>
         <w:contextualSpacing/>
@@ -1823,8 +2357,8 @@
           <w:noProof/>
         </w:rPr>
         <w:drawing>
-          <wp:inline distT="0" distB="0" distL="0" distR="0" wp14:anchorId="19EBC328" wp14:editId="14C7D6C1">
-            <wp:extent cx="5760227" cy="3000375"/>
+          <wp:inline distT="0" distB="0" distL="0" distR="0" wp14:anchorId="19EBC328" wp14:editId="439439FD">
+            <wp:extent cx="5760085" cy="2785730"/>
             <wp:effectExtent l="0" t="0" r="0" b="0"/>
             <wp:docPr id="9" name="Picture 9"/>
             <wp:cNvGraphicFramePr>
@@ -1838,7 +2372,7 @@
                     <pic:cNvPicPr/>
                   </pic:nvPicPr>
                   <pic:blipFill>
-                    <a:blip r:embed="rId18"/>
+                    <a:blip r:embed="rId22"/>
                     <a:stretch>
                       <a:fillRect/>
                     </a:stretch>
@@ -1846,7 +2380,7 @@
                   <pic:spPr>
                     <a:xfrm>
                       <a:off x="0" y="0"/>
-                      <a:ext cx="5762850" cy="3001741"/>
+                      <a:ext cx="5765764" cy="2788477"/>
                     </a:xfrm>
                     <a:prstGeom prst="rect">
                       <a:avLst/>
@@ -1881,8 +2415,8 @@
           <w:noProof/>
         </w:rPr>
         <w:drawing>
-          <wp:inline distT="0" distB="0" distL="0" distR="0" wp14:anchorId="1FFA6502" wp14:editId="4D43154B">
-            <wp:extent cx="5759890" cy="3200400"/>
+          <wp:inline distT="0" distB="0" distL="0" distR="0" wp14:anchorId="1FFA6502" wp14:editId="0E18EF05">
+            <wp:extent cx="5758216" cy="2827655"/>
             <wp:effectExtent l="0" t="0" r="0" b="0"/>
             <wp:docPr id="10" name="Picture 10"/>
             <wp:cNvGraphicFramePr>
@@ -1896,7 +2430,7 @@
                     <pic:cNvPicPr/>
                   </pic:nvPicPr>
                   <pic:blipFill>
-                    <a:blip r:embed="rId19"/>
+                    <a:blip r:embed="rId23"/>
                     <a:stretch>
                       <a:fillRect/>
                     </a:stretch>
@@ -1904,7 +2438,7 @@
                   <pic:spPr>
                     <a:xfrm>
                       <a:off x="0" y="0"/>
-                      <a:ext cx="5766000" cy="3203795"/>
+                      <a:ext cx="5777196" cy="2836975"/>
                     </a:xfrm>
                     <a:prstGeom prst="rect">
                       <a:avLst/>
@@ -1922,6 +2456,7 @@
         <w:pStyle w:val="Heading2"/>
       </w:pPr>
       <w:r>
+        <w:lastRenderedPageBreak/>
         <w:t>Test 8: GitHub Collaboration and Documentation</w:t>
       </w:r>
     </w:p>
@@ -1933,7 +2468,10 @@
         <w:t>Purpose:</w:t>
       </w:r>
       <w:r>
-        <w:t xml:space="preserve"> Confirm the project repository contains the shared source code, README, milestone tracking, and supporting documentation.</w:t>
+        <w:t xml:space="preserve"> </w:t>
+      </w:r>
+      <w:r>
+        <w:t>Confirm the project repository contains the complete shared source code, documentation, milestone tracking, and supporting materials required for the final deliverable.</w:t>
       </w:r>
     </w:p>
     <w:p>
@@ -1944,7 +2482,10 @@
         <w:t>Procedure:</w:t>
       </w:r>
       <w:r>
-        <w:t xml:space="preserve"> Derrick reviewed the GitHub repository after team uploads and documentation updates.</w:t>
+        <w:t xml:space="preserve"> </w:t>
+      </w:r>
+      <w:r>
+        <w:t>Derrick reviewed the GitHub repository after final team uploads and documentation updates to verify structure, completeness, and collaboration history.</w:t>
       </w:r>
     </w:p>
     <w:p>
@@ -1952,7 +2493,6 @@
         <w:rPr>
           <w:b/>
         </w:rPr>
-        <w:lastRenderedPageBreak/>
         <w:t>Expected Result:</w:t>
       </w:r>
       <w:r>
@@ -1978,7 +2518,15 @@
         <w:contextualSpacing/>
       </w:pPr>
       <w:r>
-        <w:t>GitHub repository for the project (security-log-threat-timeline) showing organized folder structure, commit history, README documentation, and team collaboration. The repository contains all necessary components including source code, reports, templates, and documentation.</w:t>
+        <w:rPr>
+          <w:b/>
+          <w:bCs/>
+          <w:color w:val="EE0000"/>
+        </w:rPr>
+        <w:t>GitHub repository for the project (security-log-threat-timeline)</w:t>
+      </w:r>
+      <w:r>
+        <w:t xml:space="preserve"> showing organized folder structure, commit history, README documentation, and team collaboration. The repository contains all necessary components including source code, reports, templates, and documentation.</w:t>
       </w:r>
     </w:p>
     <w:p>
@@ -2003,10 +2551,13 @@
         <w:jc w:val="center"/>
       </w:pPr>
       <w:r>
+        <w:rPr>
+          <w:noProof/>
+        </w:rPr>
         <w:drawing>
-          <wp:inline distT="0" distB="0" distL="0" distR="0" wp14:anchorId="33EC8A69" wp14:editId="76F388F1">
-            <wp:extent cx="6492240" cy="4413250"/>
-            <wp:effectExtent l="0" t="0" r="3810" b="6350"/>
+          <wp:inline distT="0" distB="0" distL="0" distR="0" wp14:anchorId="33EC8A69" wp14:editId="291B8B4E">
+            <wp:extent cx="6492240" cy="5124893"/>
+            <wp:effectExtent l="0" t="0" r="3810" b="0"/>
             <wp:docPr id="1200625263" name="Picture 1"/>
             <wp:cNvGraphicFramePr>
               <a:graphicFrameLocks xmlns:a="http://schemas.openxmlformats.org/drawingml/2006/main" noChangeAspect="1"/>
@@ -2019,7 +2570,7 @@
                     <pic:cNvPicPr/>
                   </pic:nvPicPr>
                   <pic:blipFill>
-                    <a:blip r:embed="rId20"/>
+                    <a:blip r:embed="rId24"/>
                     <a:stretch>
                       <a:fillRect/>
                     </a:stretch>
@@ -2027,7 +2578,7 @@
                   <pic:spPr>
                     <a:xfrm>
                       <a:off x="0" y="0"/>
-                      <a:ext cx="6492240" cy="4413250"/>
+                      <a:ext cx="6495350" cy="5127348"/>
                     </a:xfrm>
                     <a:prstGeom prst="rect">
                       <a:avLst/>
@@ -2045,6 +2596,7 @@
         <w:pStyle w:val="Heading1"/>
       </w:pPr>
       <w:r>
+        <w:lastRenderedPageBreak/>
         <w:t>Lessons Learned</w:t>
       </w:r>
     </w:p>
@@ -2093,7 +2645,6 @@
         <w:pStyle w:val="Heading1"/>
       </w:pPr>
       <w:r>
-        <w:lastRenderedPageBreak/>
         <w:t>Contribution of Each Team Member</w:t>
       </w:r>
     </w:p>
@@ -2958,6 +3509,7 @@
               <w:rPr>
                 <w:sz w:val="18"/>
               </w:rPr>
+              <w:lastRenderedPageBreak/>
               <w:t>July 12, 2026</w:t>
             </w:r>
           </w:p>
@@ -3247,7 +3799,13 @@
               <w:rPr>
                 <w:sz w:val="18"/>
               </w:rPr>
-              <w:t>1:30h</w:t>
+              <w:t>2</w:t>
+            </w:r>
+            <w:r>
+              <w:rPr>
+                <w:sz w:val="18"/>
+              </w:rPr>
+              <w:t>h</w:t>
             </w:r>
           </w:p>
         </w:tc>
@@ -3259,7 +3817,6 @@
         <w:pStyle w:val="Heading1"/>
       </w:pPr>
       <w:r>
-        <w:lastRenderedPageBreak/>
         <w:t>Progress Compared to Plan</w:t>
       </w:r>
     </w:p>
@@ -3525,7 +4082,7 @@
     </w:tbl>
     <w:p/>
     <w:sectPr>
-      <w:footerReference w:type="default" r:id="rId21"/>
+      <w:footerReference w:type="default" r:id="rId25"/>
       <w:pgSz w:w="12240" w:h="15840"/>
       <w:pgMar w:top="1008" w:right="1008" w:bottom="1008" w:left="1008" w:header="720" w:footer="720" w:gutter="0"/>
       <w:cols w:space="720"/>
@@ -4195,7 +4752,7 @@
   <w:style w:type="paragraph" w:default="1" w:styleId="Normal">
     <w:name w:val="Normal"/>
     <w:qFormat/>
-    <w:rsid w:val="00FC693F"/>
+    <w:rsid w:val="0087211C"/>
     <w:rPr>
       <w:rFonts w:ascii="Calibri" w:hAnsi="Calibri"/>
     </w:rPr>
